--- a/artifacts/CORE-05/build/internal-policy-library.docx
+++ b/artifacts/CORE-05/build/internal-policy-library.docx
@@ -8,15 +8,6 @@
         <w:pStyle w:val="Heading1"/>
       </w:pPr>
       <w:r>
-        <w:rPr>
-          <w:rStyle w:val="SectionNumber"/>
-        </w:rPr>
-        <w:t xml:space="preserve">1</w:t>
-      </w:r>
-      <w:r>
-        <w:tab/>
-      </w:r>
-      <w:r>
         <w:t xml:space="preserve">Internal Policy Library and Policy Register</w:t>
       </w:r>
     </w:p>
@@ -25,15 +16,6 @@
       <w:pPr>
         <w:pStyle w:val="Heading2"/>
       </w:pPr>
-      <w:r>
-        <w:rPr>
-          <w:rStyle w:val="SectionNumber"/>
-        </w:rPr>
-        <w:t xml:space="preserve">1.1</w:t>
-      </w:r>
-      <w:r>
-        <w:tab/>
-      </w:r>
       <w:r>
         <w:t xml:space="preserve">Document Control</w:t>
       </w:r>
@@ -323,15 +305,6 @@
         <w:pStyle w:val="Heading2"/>
       </w:pPr>
       <w:r>
-        <w:rPr>
-          <w:rStyle w:val="SectionNumber"/>
-        </w:rPr>
-        <w:t xml:space="preserve">1.2</w:t>
-      </w:r>
-      <w:r>
-        <w:tab/>
-      </w:r>
-      <w:r>
         <w:t xml:space="preserve">1. Purpose</w:t>
       </w:r>
     </w:p>
@@ -370,15 +343,6 @@
         <w:pStyle w:val="Heading2"/>
       </w:pPr>
       <w:r>
-        <w:rPr>
-          <w:rStyle w:val="SectionNumber"/>
-        </w:rPr>
-        <w:t xml:space="preserve">1.3</w:t>
-      </w:r>
-      <w:r>
-        <w:tab/>
-      </w:r>
-      <w:r>
         <w:t xml:space="preserve">2. Scope</w:t>
       </w:r>
     </w:p>
@@ -404,15 +368,6 @@
       <w:pPr>
         <w:pStyle w:val="Heading2"/>
       </w:pPr>
-      <w:r>
-        <w:rPr>
-          <w:rStyle w:val="SectionNumber"/>
-        </w:rPr>
-        <w:t xml:space="preserve">1.4</w:t>
-      </w:r>
-      <w:r>
-        <w:tab/>
-      </w:r>
       <w:r>
         <w:t xml:space="preserve">3. How the Review Cycle Works</w:t>
       </w:r>
@@ -556,15 +511,6 @@
         <w:pStyle w:val="Heading2"/>
       </w:pPr>
       <w:r>
-        <w:rPr>
-          <w:rStyle w:val="SectionNumber"/>
-        </w:rPr>
-        <w:t xml:space="preserve">1.5</w:t>
-      </w:r>
-      <w:r>
-        <w:tab/>
-      </w:r>
-      <w:r>
         <w:t xml:space="preserve">4. Owner Responsibilities</w:t>
       </w:r>
     </w:p>
@@ -651,15 +597,6 @@
         <w:pStyle w:val="Heading2"/>
       </w:pPr>
       <w:r>
-        <w:rPr>
-          <w:rStyle w:val="SectionNumber"/>
-        </w:rPr>
-        <w:t xml:space="preserve">1.6</w:t>
-      </w:r>
-      <w:r>
-        <w:tab/>
-      </w:r>
-      <w:r>
         <w:t xml:space="preserve">5. Exception Process</w:t>
       </w:r>
     </w:p>
@@ -738,15 +675,6 @@
         <w:pStyle w:val="Heading2"/>
       </w:pPr>
       <w:r>
-        <w:rPr>
-          <w:rStyle w:val="SectionNumber"/>
-        </w:rPr>
-        <w:t xml:space="preserve">1.7</w:t>
-      </w:r>
-      <w:r>
-        <w:tab/>
-      </w:r>
-      <w:r>
         <w:t xml:space="preserve">6. Where Documents Live</w:t>
       </w:r>
     </w:p>
@@ -780,15 +708,6 @@
       <w:pPr>
         <w:pStyle w:val="Heading2"/>
       </w:pPr>
-      <w:r>
-        <w:rPr>
-          <w:rStyle w:val="SectionNumber"/>
-        </w:rPr>
-        <w:t xml:space="preserve">1.8</w:t>
-      </w:r>
-      <w:r>
-        <w:tab/>
-      </w:r>
       <w:r>
         <w:t xml:space="preserve">7. Policy Register</w:t>
       </w:r>
@@ -1721,15 +1640,6 @@
         <w:pStyle w:val="Heading2"/>
       </w:pPr>
       <w:r>
-        <w:rPr>
-          <w:rStyle w:val="SectionNumber"/>
-        </w:rPr>
-        <w:t xml:space="preserve">1.9</w:t>
-      </w:r>
-      <w:r>
-        <w:tab/>
-      </w:r>
-      <w:r>
         <w:t xml:space="preserve">8. Document Control Conventions</w:t>
       </w:r>
     </w:p>
@@ -1994,15 +1904,6 @@
       <w:pPr>
         <w:pStyle w:val="Heading2"/>
       </w:pPr>
-      <w:r>
-        <w:rPr>
-          <w:rStyle w:val="SectionNumber"/>
-        </w:rPr>
-        <w:t xml:space="preserve">1.10</w:t>
-      </w:r>
-      <w:r>
-        <w:tab/>
-      </w:r>
       <w:r>
         <w:t xml:space="preserve">Version History</w:t>
       </w:r>
